--- a/published/ai-robotics/02_bio_inspired_design/03_perception/lab-protocols/03_perception-lab.docx
+++ b/published/ai-robotics/02_bio_inspired_design/03_perception/lab-protocols/03_perception-lab.docx
@@ -4,7 +4,7 @@
   <w:body>
     <w:p>
       <w:r>
-        <w:t>Lab: Exploring Perception</w:t>
+        <w:t>Lab: Bio-Inspired Sensor Design and Predictive Perception</w:t>
       </w:r>
     </w:p>
     <w:p>
@@ -14,7 +14,7 @@
     </w:p>
     <w:p>
       <w:r>
-        <w:t>Design and simulate a simple agent that demonstrates the principles of Perception .</w:t>
+        <w:t>Design bio-inspired sensing systems for robots by studying biological sensory organs and neural processing. You will compare biological and artificial perception strategies, implement a predictive coding-inspired sensor processing pipeline, and analyze how biological sensor design principles improve robotic perception.</w:t>
       </w:r>
     </w:p>
     <w:p>
@@ -24,12 +24,57 @@
     </w:p>
     <w:p>
       <w:r>
-        <w:t>Basic understanding of Python or a relevant simulation tool.  Familiarity with the formal definition of Perception.   Steps</w:t>
+        <w:t>Completion of the corresponding module.md lecture material  Familiarity with Active Inference concepts (generative models, free energy, prediction errors)  Basic pseudocode and diagram skills   Part 1: Biological Sensor Analysis</w:t>
       </w:r>
     </w:p>
     <w:p>
       <w:r>
-        <w:t>Define the Environment : Create a simple grid world or state space relevant to Robotics.  Define the Agent : Specify the agent's generative model, focusing on Perception.  Simulation : Run the agent for 100 timesteps.  Perturbation : Introduce a specific challenge to Perception (e.g., increased noise, occlusion).  Analysis : Plot the Free Energy over time. Does the agent successfully adapt?   Discussion Requirements</w:t>
+        <w:t>Compare biological and robotic sensing for three modalities:</w:t>
+      </w:r>
+    </w:p>
+    <w:p>
+      <w:r>
+        <w:t>Vision : Compare the vertebrate retina (on-center/off-surround, saccades, foveation) with a standard RGB camera. How does retinal processing implement prediction error computation at the sensor level?  Touch : Compare human fingertip mechanoreceptors (Merkel cells, Meissner corpuscles, Pacinian corpuscles) with robotic tactile sensors. What information is lost in current robotic touch?  Proprioception : Compare muscle spindles and Golgi tendon organs with joint encoders and current sensors. How does biological proprioception implement Active Inference?   Write your response here  Part 2: Predictive Coding Pipeline</w:t>
+      </w:r>
+    </w:p>
+    <w:p>
+      <w:r>
+        <w:t>Design a perception pipeline inspired by the brain's predictive coding architecture:</w:t>
+      </w:r>
+    </w:p>
+    <w:p>
+      <w:r>
+        <w:t>Define a hierarchical processing stack with at least three levels (e.g., edge detection, object boundaries, scene understanding).  Specify top-down predictions flowing from higher to lower levels.  Specify bottom-up prediction errors flowing from lower to higher levels.  How does this architecture differ from standard feedforward image processing?   Write your response here  Part 3: Active Sensing</w:t>
+      </w:r>
+    </w:p>
+    <w:p>
+      <w:r>
+        <w:t>Biological organisms actively control their sensors. Design active sensing strategies:</w:t>
+      </w:r>
+    </w:p>
+    <w:p>
+      <w:r>
+        <w:t>Saccadic vision : Design a camera control strategy inspired by eye saccades that fixates on informative regions.  Whisking : Design a tactile exploration strategy inspired by rodent whisking for shape recognition.  Echolocation : Design an ultrasonic sensing strategy inspired by bat echolocation for obstacle mapping.   For each, how does Active Inference (expected free energy minimization) explain the biological sensing strategy?</w:t>
+      </w:r>
+    </w:p>
+    <w:p>
+      <w:r>
+        <w:t>Write your response here  Part 4: Bio-Inspired Sensor Design Table</w:t>
+      </w:r>
+    </w:p>
+    <w:p>
+      <w:r>
+        <w:t>Propose bio-inspired improvements to standard robotic sensors:</w:t>
+      </w:r>
+    </w:p>
+    <w:p>
+      <w:r>
+        <w:t>Standard Sensor  Biological Inspiration  Proposed Improvement  AI Benefit      RGB camera  Foveal vision        Pressure sensor  Fingertip mechanoreceptors        Microphone  Barn owl auditory system        LIDAR  Bat echolocation         Write your response here  Summary Table</w:t>
+      </w:r>
+    </w:p>
+    <w:p>
+      <w:r>
+        <w:t>Concept  Classical Robotics  Active Inference  Your Design      Core mechanism          Uncertainty handling          Adaptation          Key advantage           References</w:t>
       </w:r>
     </w:p>
     <w:sectPr>
